--- a/docs/pack-commercial/commerciaux/GRILLE-COMMISSIONS_1page.docx
+++ b/docs/pack-commercial/commerciaux/GRILLE-COMMISSIONS_1page.docx
@@ -355,7 +355,7 @@
                 <w:b w:val="0"/>
                 <w:sz w:val="19"/>
               </w:rPr>
-              <w:t>STARTER (appli + 10 h / mois)</w:t>
+              <w:t>ADHÉSION SERVICE PLUS (appli + 10 h / mois)</w:t>
             </w:r>
           </w:p>
         </w:tc>
@@ -431,7 +431,7 @@
                 <w:b w:val="0"/>
                 <w:sz w:val="19"/>
               </w:rPr>
-              <w:t>CONFORT (appli + 20 h / mois)</w:t>
+              <w:t>ADHÉSION SERVICE PREMIUM (appli + 20 h / mois)</w:t>
             </w:r>
           </w:p>
         </w:tc>
@@ -506,7 +506,7 @@
                 <w:b w:val="0"/>
                 <w:sz w:val="19"/>
               </w:rPr>
-              <w:t>SÉRÉNITÉ (appli + 40 h / mois)</w:t>
+              <w:t>ADHÉSION SERVICE ULTIMATE (appli + 40 h / mois)</w:t>
             </w:r>
           </w:p>
         </w:tc>
@@ -840,7 +840,7 @@
                 <w:b w:val="0"/>
                 <w:sz w:val="19"/>
               </w:rPr>
-              <w:t>CONFORT signé le 10 septembre, 1re mensualité payée en octobre → relevé début novembre → virement début décembre : 815 €.</w:t>
+              <w:t>ADHÉSION SERVICE PREMIUM signé le 10 septembre, 1re mensualité payée en octobre → relevé début novembre → virement début décembre : 815 €.</w:t>
             </w:r>
           </w:p>
         </w:tc>
@@ -855,7 +855,7 @@
                 <w:b w:val="0"/>
                 <w:sz w:val="19"/>
               </w:rPr>
-              <w:t>CONFORT signé le 10 septembre, mensualités payées oct., nov., déc. → relevé début janvier → virement début février : 730 €.</w:t>
+              <w:t>ADHÉSION SERVICE PREMIUM signé le 10 septembre, mensualités payées oct., nov., déc. → relevé début janvier → virement début février : 730 €.</w:t>
             </w:r>
           </w:p>
         </w:tc>
@@ -1055,7 +1055,7 @@
                 <w:b w:val="0"/>
                 <w:sz w:val="19"/>
               </w:rPr>
-              <w:t>Prime + bonus acquis dès l'encaissement du forfait annuel (cas « engagé »). L'avantage annuel (1 mensualité offerte ESSENTIEL, 100 € STARTER, 200 € CONFORT / SÉRÉNITÉ) est offert par IDEAFORMA et ne touche pas votre prime.</w:t>
+              <w:t>Prime + bonus acquis dès l'encaissement du forfait annuel (cas « engagé »). L'avantage annuel (1 mensualité offerte ESSENTIEL, 100 € ADHÉSION SERVICE PLUS, 200 € ADHÉSION SERVICE PREMIUM / ADHÉSION SERVICE ULTIMATE) est offert par IDEAFORMA et ne touche pas votre prime.</w:t>
             </w:r>
           </w:p>
         </w:tc>
@@ -1273,7 +1273,7 @@
                 <w:color w:val="FFFFFF"/>
                 <w:sz w:val="19"/>
               </w:rPr>
-              <w:t>1 garage CONFORT engagé</w:t>
+              <w:t>1 garage ADHÉSION SERVICE PREMIUM engagé</w:t>
             </w:r>
           </w:p>
         </w:tc>
@@ -1335,7 +1335,7 @@
                 <w:b w:val="0"/>
                 <w:sz w:val="19"/>
               </w:rPr>
-              <w:t>1 ESSENTIEL + 2 STARTER + 1 CONFORT, tous engagés : 170 + 500 + 500 + 815 = 1 985 € / mois</w:t>
+              <w:t>1 ESSENTIEL + 2 ADHÉSION SERVICE PLUS + 1 ADHÉSION SERVICE PREMIUM, tous engagés : 170 + 500 + 500 + 815 = 1 985 € / mois</w:t>
             </w:r>
           </w:p>
         </w:tc>
@@ -1376,6 +1376,9 @@
     </w:p>
     <w:sectPr>
       <w:footerReference w:type="default" r:id="rId9"/>
+      <w:headerReference w:type="default" r:id="rId10"/>
+      <w:headerReference w:type="first" r:id="rId11"/>
+      <w:footerReference w:type="first" r:id="rId12"/>
       <w:pgSz w:w="11906" w:h="16838"/>
       <w:pgMar w:top="907" w:right="907" w:bottom="850" w:left="907" w:header="720" w:footer="720" w:gutter="0"/>
       <w:cols w:space="720"/>
@@ -1402,6 +1405,36 @@
     </w:r>
   </w:p>
 </w:ftr>
+</file>
+
+<file path=word/footer2.xml><?xml version="1.0" encoding="utf-8"?>
+<w:ftr xmlns:m="http://schemas.openxmlformats.org/officeDocument/2006/math" xmlns:mc="http://schemas.openxmlformats.org/markup-compatibility/2006" xmlns:mo="http://schemas.microsoft.com/office/mac/office/2008/main" xmlns:mv="urn:schemas-microsoft-com:mac:vml" xmlns:o="urn:schemas-microsoft-com:office:office" xmlns:r="http://schemas.openxmlformats.org/officeDocument/2006/relationships" xmlns:v="urn:schemas-microsoft-com:vml" xmlns:w10="urn:schemas-microsoft-com:office:word" xmlns:w14="http://schemas.microsoft.com/office/word/2010/wordml" xmlns:w="http://schemas.openxmlformats.org/wordprocessingml/2006/main" xmlns:wne="http://schemas.microsoft.com/office/word/2006/wordml" xmlns:wp14="http://schemas.microsoft.com/office/word/2010/wordprocessingDrawing" xmlns:wp="http://schemas.openxmlformats.org/drawingml/2006/wordprocessingDrawing" xmlns:wpc="http://schemas.microsoft.com/office/word/2010/wordprocessingCanvas" xmlns:wpg="http://schemas.microsoft.com/office/word/2010/wordprocessingGroup" xmlns:wpi="http://schemas.microsoft.com/office/word/2010/wordprocessingInk" xmlns:wps="http://schemas.microsoft.com/office/word/2010/wordprocessingShape" mc:Ignorable="w14 wp14">
+  <w:p>
+    <w:pPr>
+      <w:pStyle w:val="Footer"/>
+    </w:pPr>
+  </w:p>
+</w:ftr>
+</file>
+
+<file path=word/header1.xml><?xml version="1.0" encoding="utf-8"?>
+<w:hdr xmlns:m="http://schemas.openxmlformats.org/officeDocument/2006/math" xmlns:mc="http://schemas.openxmlformats.org/markup-compatibility/2006" xmlns:mo="http://schemas.microsoft.com/office/mac/office/2008/main" xmlns:mv="urn:schemas-microsoft-com:mac:vml" xmlns:o="urn:schemas-microsoft-com:office:office" xmlns:r="http://schemas.openxmlformats.org/officeDocument/2006/relationships" xmlns:v="urn:schemas-microsoft-com:vml" xmlns:w10="urn:schemas-microsoft-com:office:word" xmlns:w14="http://schemas.microsoft.com/office/word/2010/wordml" xmlns:w="http://schemas.openxmlformats.org/wordprocessingml/2006/main" xmlns:wne="http://schemas.microsoft.com/office/word/2006/wordml" xmlns:wp14="http://schemas.microsoft.com/office/word/2010/wordprocessingDrawing" xmlns:wp="http://schemas.openxmlformats.org/drawingml/2006/wordprocessingDrawing" xmlns:wpc="http://schemas.microsoft.com/office/word/2010/wordprocessingCanvas" xmlns:wpg="http://schemas.microsoft.com/office/word/2010/wordprocessingGroup" xmlns:wpi="http://schemas.microsoft.com/office/word/2010/wordprocessingInk" xmlns:wps="http://schemas.microsoft.com/office/word/2010/wordprocessingShape" mc:Ignorable="w14 wp14">
+  <w:p>
+    <w:pPr>
+      <w:pStyle w:val="Header"/>
+    </w:pPr>
+  </w:p>
+</w:hdr>
+</file>
+
+<file path=word/header2.xml><?xml version="1.0" encoding="utf-8"?>
+<w:hdr xmlns:m="http://schemas.openxmlformats.org/officeDocument/2006/math" xmlns:mc="http://schemas.openxmlformats.org/markup-compatibility/2006" xmlns:mo="http://schemas.microsoft.com/office/mac/office/2008/main" xmlns:mv="urn:schemas-microsoft-com:mac:vml" xmlns:o="urn:schemas-microsoft-com:office:office" xmlns:r="http://schemas.openxmlformats.org/officeDocument/2006/relationships" xmlns:v="urn:schemas-microsoft-com:vml" xmlns:w10="urn:schemas-microsoft-com:office:word" xmlns:w14="http://schemas.microsoft.com/office/word/2010/wordml" xmlns:w="http://schemas.openxmlformats.org/wordprocessingml/2006/main" xmlns:wne="http://schemas.microsoft.com/office/word/2006/wordml" xmlns:wp14="http://schemas.microsoft.com/office/word/2010/wordprocessingDrawing" xmlns:wp="http://schemas.openxmlformats.org/drawingml/2006/wordprocessingDrawing" xmlns:wpc="http://schemas.microsoft.com/office/word/2010/wordprocessingCanvas" xmlns:wpg="http://schemas.microsoft.com/office/word/2010/wordprocessingGroup" xmlns:wpi="http://schemas.microsoft.com/office/word/2010/wordprocessingInk" xmlns:wps="http://schemas.microsoft.com/office/word/2010/wordprocessingShape" mc:Ignorable="w14 wp14">
+  <w:p>
+    <w:pPr>
+      <w:pStyle w:val="Header"/>
+    </w:pPr>
+  </w:p>
+</w:hdr>
 </file>
 
 <file path=word/numbering.xml><?xml version="1.0" encoding="utf-8"?>

--- a/docs/pack-commercial/commerciaux/GRILLE-COMMISSIONS_1page.docx
+++ b/docs/pack-commercial/commerciaux/GRILLE-COMMISSIONS_1page.docx
@@ -87,13 +87,13 @@
                 <w:b/>
                 <w:sz w:val="19"/>
               </w:rPr>
-              <w:t>Elle est versée immédiatement</w:t>
+              <w:t xml:space="preserve">Elle est acquise immédiatement si le garage s'engage 12 mois</w:t>
             </w:r>
             <w:r>
               <w:rPr>
                 <w:sz w:val="19"/>
               </w:rPr>
-              <w:t xml:space="preserve"> si le garage s'engage 12 mois (dès sa 1re mensualité encaissée par IDEAFORMA), et </w:t>
+              <w:t xml:space="preserve"> (dès sa 1re mensualité encaissée par MY EASY AUTO), et </w:t>
             </w:r>
           </w:p>
           <w:p>
@@ -129,7 +129,7 @@
               <w:rPr>
                 <w:sz w:val="19"/>
               </w:rPr>
-              <w:t xml:space="preserve"> si le garage arrête avant d'avoir payé 3 mensualités : IDEAFORMA ne paie jamais une vente qui n'a pas tenu.</w:t>
+              <w:t xml:space="preserve"> si le garage arrête avant d'avoir payé 3 mensualités : MY EASY AUTO ne paie jamais une vente qui n'a pas tenu.</w:t>
             </w:r>
           </w:p>
         </w:tc>
@@ -164,7 +164,7 @@
           <w:color w:val="4B5068"/>
           <w:sz w:val="19"/>
         </w:rPr>
-        <w:t>Lisez la 2e colonne comme « le forfait que vous avez réussi à vendre » : c'est la mensualité hors taxes que le garage paiera chaque mois à IDEAFORMA. Votre prime (colonne rose) se calcule dessus.</w:t>
+        <w:t xml:space="preserve">Lisez la 2e colonne comme « le forfait que vous avez réussi à vendre » : c'est la mensualité hors taxes que le garage paiera chaque mois à MY EASY AUTO. Votre prime (colonne rose) se calcule dessus.</w:t>
       </w:r>
     </w:p>
     <w:tbl>
@@ -588,7 +588,7 @@
           <w:color w:val="4B5068"/>
           <w:sz w:val="18"/>
         </w:rPr>
-        <w:t>Montants hors taxes. La remise « engagement 12 mois » et l'avantage « année payée en une fois » font partie de la grille IDEAFORMA : ils ne réduisent PAS votre prime. Seule une remise exceptionnelle hors grille, acceptée par IDEAFORMA, la réduit dans la même proportion (plancher ESSENTIEL conservé, bonus inchangé).</w:t>
+        <w:t xml:space="preserve">Montants hors taxes. La remise « engagement 12 mois » et l'avantage « année payée en une fois » font partie de la grille MY EASY AUTO : ils ne réduisent PAS votre prime. Seule une remise exceptionnelle hors grille, acceptée par MY EASY AUTO, la réduit dans la même proportion (plancher ESSENTIEL conservé, bonus inchangé).</w:t>
       </w:r>
     </w:p>
     <w:p>
@@ -717,7 +717,7 @@
                 <w:b w:val="0"/>
                 <w:sz w:val="19"/>
               </w:rPr>
-              <w:t>À la 3e mensualité encaissée par IDEAFORMA : DIFFÉRÉE DE DEUX MOIS.</w:t>
+              <w:t xml:space="preserve">À la 3e mensualité encaissée par MY EASY AUTO : DIFFÉRÉE DE DEUX MOIS.</w:t>
             </w:r>
           </w:p>
         </w:tc>
@@ -749,7 +749,7 @@
                 <w:b w:val="0"/>
                 <w:sz w:val="19"/>
               </w:rPr>
-              <w:t>L'engagement protège IDEAFORMA : le garage s'est engagé sur 12 mois, votre prime peut partir tout de suite.</w:t>
+              <w:t xml:space="preserve">L'engagement protège MY EASY AUTO : le garage s'est engagé sur 12 mois, votre prime peut partir tout de suite.</w:t>
             </w:r>
           </w:p>
         </w:tc>
@@ -840,7 +840,7 @@
                 <w:b w:val="0"/>
                 <w:sz w:val="19"/>
               </w:rPr>
-              <w:t>ADHÉSION SERVICE PREMIUM signé le 10 septembre, 1re mensualité payée en octobre → relevé début novembre → virement début décembre : 815 €.</w:t>
+              <w:t xml:space="preserve">ADHÉSION SERVICE PREMIUM signé le 10 septembre, 1re mensualité payée à la signature → relevé début octobre → virement début novembre : 815 €.</w:t>
             </w:r>
           </w:p>
         </w:tc>
@@ -855,7 +855,7 @@
                 <w:b w:val="0"/>
                 <w:sz w:val="19"/>
               </w:rPr>
-              <w:t>ADHÉSION SERVICE PREMIUM signé le 10 septembre, mensualités payées oct., nov., déc. → relevé début janvier → virement début février : 730 €.</w:t>
+              <w:t xml:space="preserve">ADHÉSION SERVICE PREMIUM signé le 10 septembre, mensualités payées sept., oct., nov. → relevé début décembre → virement début janvier : 730 €.</w:t>
             </w:r>
           </w:p>
         </w:tc>
@@ -876,7 +876,7 @@
           <w:color w:val="7C3AED"/>
           <w:sz w:val="25"/>
         </w:rPr>
-        <w:t>3. La reprise : ce qui vous protège et ce qui protège IDEAFORMA</w:t>
+        <w:t xml:space="preserve">3. La reprise : ce qui vous protège et ce qui protège MY EASY AUTO</w:t>
       </w:r>
     </w:p>
     <w:tbl>
@@ -937,7 +937,7 @@
               <w:rPr>
                 <w:sz w:val="19"/>
               </w:rPr>
-              <w:t xml:space="preserve">Avec un engagement de 12 mois, le garage qui arrête doit à IDEAFORMA le rattrapage de la remise sur les mois déjà consommés, la mise en service qui avait été offerte et une indemnité de 50 % des mensualités HT restant à courir (CGV v2.0, art. 2) : c'est ce qui rend possible le versement immédiat. Si IDEAFORMA n'obtient pas ce règlement, la reprise s'applique quand même.</w:t>
+              <w:t xml:space="preserve">Avec un engagement de 12 mois, le garage qui arrête doit à MY EASY AUTO le rattrapage de la remise sur les mois déjà consommés, la mise en service qui avait été offerte et une indemnité de 50 % des mensualités HT restant à courir (CGV v2.0, art. 2) : c'est ce qui rend possible le versement immédiat. Si MY EASY AUTO n'obtient pas ce règlement, la reprise s'applique quand même.</w:t>
             </w:r>
           </w:p>
           <w:p>
@@ -948,7 +948,7 @@
               <w:rPr>
                 <w:sz w:val="19"/>
               </w:rPr>
-              <w:t>Une remise exceptionnelle accordée sans l'accord écrit d'IDEAFORMA n'engage pas IDEAFORMA : le prix de grille est facturé au garage.</w:t>
+              <w:t xml:space="preserve">Une remise exceptionnelle accordée sans l'accord écrit de MY EASY AUTO n'engage pas MY EASY AUTO : le prix de grille est facturé au garage.</w:t>
             </w:r>
           </w:p>
         </w:tc>
@@ -1055,7 +1055,7 @@
                 <w:b w:val="0"/>
                 <w:sz w:val="19"/>
               </w:rPr>
-              <w:t>Prime + bonus acquis dès l'encaissement du forfait annuel (cas « engagé »). L'avantage annuel (1 mensualité offerte ESSENTIEL, 100 € ADHÉSION SERVICE PLUS, 200 € ADHÉSION SERVICE PREMIUM / ADHÉSION SERVICE ULTIMATE) est offert par IDEAFORMA et ne touche pas votre prime.</w:t>
+              <w:t xml:space="preserve">Prime + bonus acquis dès l'encaissement du forfait annuel (cas « engagé »). L'avantage annuel (1 mensualité offerte ESSENTIEL, 100 € ADHÉSION SERVICE PLUS, 200 € ADHÉSION SERVICE PREMIUM / ADHÉSION SERVICE ULTIMATE) est offert par MY EASY AUTO et ne touche pas votre prime.</w:t>
             </w:r>
           </w:p>
         </w:tc>
@@ -1087,7 +1087,7 @@
                 <w:b w:val="0"/>
                 <w:sz w:val="19"/>
               </w:rPr>
-              <w:t>Uniquement avec l'accord écrit d'IDEAFORMA, jusqu'à 30 %. Votre prime baisse dans la même proportion (plancher ESSENTIEL, bonus inchangé).</w:t>
+              <w:t xml:space="preserve">Uniquement avec l'accord écrit de MY EASY AUTO, jusqu'à 30 %. Votre prime baisse dans la même proportion (plancher ESSENTIEL, bonus inchangé).</w:t>
             </w:r>
           </w:p>
         </w:tc>
@@ -1321,7 +1321,7 @@
                 <w:b w:val="0"/>
                 <w:sz w:val="19"/>
               </w:rPr>
-              <w:t>815 € — versés dès la 1re mensualité encaissée</w:t>
+              <w:t xml:space="preserve">815 € — acquis dès la 1re mensualité encaissée</w:t>
             </w:r>
           </w:p>
         </w:tc>
@@ -1371,7 +1371,7 @@
           <w:color w:val="4B5068"/>
           <w:sz w:val="17"/>
         </w:rPr>
-        <w:t>Le relevé de vos commissions vous est adressé avant le 5 de chaque mois, garage par garage, avec la date d'encaissement qui a déclenché chaque prime. Vous facturez sous votre propre statut. Grille modifiable par IDEAFORMA avec un préavis d'un mois, sans effet sur les contrats déjà signés.</w:t>
+        <w:t xml:space="preserve">Le relevé de vos commissions vous est adressé avant le 5 de chaque mois, garage par garage, avec la date d'encaissement qui a déclenché chaque prime. Vous facturez sous votre propre statut. Grille modifiable par MY EASY AUTO avec un préavis d'un mois, sans effet sur les contrats déjà signés.</w:t>
       </w:r>
     </w:p>
     <w:sectPr>
@@ -1401,7 +1401,7 @@
         <w:color w:val="8A8FA8"/>
         <w:sz w:val="15"/>
       </w:rPr>
-      <w:t>IDEAFORMA — My Easy Auto — grille apporteurs d'affaires v1.3 (septembre 2026) — contact@myeasyauto.fr — document confidentiel, réservé aux apporteurs sous contrat</w:t>
+      <w:t xml:space="preserve">MY EASY AUTO — grille apporteurs d'affaires v1.3 (septembre 2026) — contact@myeasyauto.fr — document confidentiel, réservé aux apporteurs sous contrat</w:t>
     </w:r>
   </w:p>
 </w:ftr>
